--- a/lab docs/lab-0-vm-setup.docx
+++ b/lab docs/lab-0-vm-setup.docx
@@ -26,7 +26,15 @@
           <w:sz w:val="51"/>
           <w:szCs w:val="51"/>
         </w:rPr>
-        <w:t>LAB – 0</w:t>
+        <w:t xml:space="preserve">LAB – </w:t>
+      </w:r>
+      <w:r>
+        <w:rPr>
+          <w:color w:val="000000"/>
+          <w:sz w:val="51"/>
+          <w:szCs w:val="51"/>
+        </w:rPr>
+        <w:t>1</w:t>
       </w:r>
     </w:p>
     <w:p>
@@ -4550,23 +4558,13 @@
           <w:szCs w:val="23"/>
         </w:rPr>
       </w:pPr>
-      <w:proofErr w:type="gramStart"/>
-      <w:r>
-        <w:rPr>
-          <w:color w:val="000000"/>
-          <w:sz w:val="23"/>
-          <w:szCs w:val="23"/>
-        </w:rPr>
-        <w:t>○</w:t>
-      </w:r>
-      <w:proofErr w:type="gramEnd"/>
-      <w:r>
-        <w:rPr>
-          <w:color w:val="000000"/>
-          <w:sz w:val="23"/>
-          <w:szCs w:val="23"/>
-        </w:rPr>
-        <w:t xml:space="preserve"> $ </w:t>
+      <w:r>
+        <w:rPr>
+          <w:color w:val="000000"/>
+          <w:sz w:val="23"/>
+          <w:szCs w:val="23"/>
+        </w:rPr>
+        <w:t xml:space="preserve">○ $ </w:t>
       </w:r>
       <w:proofErr w:type="spellStart"/>
       <w:r>
@@ -5276,7 +5274,23 @@
           <w:sz w:val="23"/>
           <w:szCs w:val="23"/>
         </w:rPr>
-        <w:t xml:space="preserve">○ Put “Lab0” in project name  </w:t>
+        <w:t>○ Put “Lab</w:t>
+      </w:r>
+      <w:r>
+        <w:rPr>
+          <w:color w:val="000000"/>
+          <w:sz w:val="23"/>
+          <w:szCs w:val="23"/>
+        </w:rPr>
+        <w:t>1</w:t>
+      </w:r>
+      <w:r>
+        <w:rPr>
+          <w:color w:val="000000"/>
+          <w:sz w:val="23"/>
+          <w:szCs w:val="23"/>
+        </w:rPr>
+        <w:t xml:space="preserve">” in project name  </w:t>
       </w:r>
     </w:p>
     <w:p>
@@ -5518,7 +5532,23 @@
           <w:sz w:val="23"/>
           <w:szCs w:val="23"/>
         </w:rPr>
-        <w:t xml:space="preserve">○ Right click on project “Lab0” </w:t>
+        <w:t>○ Right click on project “Lab</w:t>
+      </w:r>
+      <w:r>
+        <w:rPr>
+          <w:color w:val="000000"/>
+          <w:sz w:val="23"/>
+          <w:szCs w:val="23"/>
+        </w:rPr>
+        <w:t>1</w:t>
+      </w:r>
+      <w:r>
+        <w:rPr>
+          <w:color w:val="000000"/>
+          <w:sz w:val="23"/>
+          <w:szCs w:val="23"/>
+        </w:rPr>
+        <w:t xml:space="preserve">” </w:t>
       </w:r>
     </w:p>
     <w:p>
@@ -5734,7 +5764,23 @@
           <w:sz w:val="23"/>
           <w:szCs w:val="23"/>
         </w:rPr>
-        <w:t>Lab0.out”*</w:t>
+        <w:t>Lab</w:t>
+      </w:r>
+      <w:r>
+        <w:rPr>
+          <w:color w:val="000000"/>
+          <w:sz w:val="23"/>
+          <w:szCs w:val="23"/>
+        </w:rPr>
+        <w:t>1</w:t>
+      </w:r>
+      <w:r>
+        <w:rPr>
+          <w:color w:val="000000"/>
+          <w:sz w:val="23"/>
+          <w:szCs w:val="23"/>
+        </w:rPr>
+        <w:t>.out”*</w:t>
       </w:r>
       <w:proofErr w:type="gramEnd"/>
       <w:r>
@@ -5855,7 +5901,23 @@
           <w:sz w:val="23"/>
           <w:szCs w:val="23"/>
         </w:rPr>
-        <w:t xml:space="preserve">■ Lab0.c (this file only prints hello world)  </w:t>
+        <w:t>■ Lab</w:t>
+      </w:r>
+      <w:r>
+        <w:rPr>
+          <w:color w:val="000000"/>
+          <w:sz w:val="23"/>
+          <w:szCs w:val="23"/>
+        </w:rPr>
+        <w:t>1</w:t>
+      </w:r>
+      <w:r>
+        <w:rPr>
+          <w:color w:val="000000"/>
+          <w:sz w:val="23"/>
+          <w:szCs w:val="23"/>
+        </w:rPr>
+        <w:t xml:space="preserve">.c (this file only prints hello world)  </w:t>
       </w:r>
     </w:p>
     <w:p>
@@ -5901,7 +5963,23 @@
           <w:sz w:val="23"/>
           <w:szCs w:val="23"/>
         </w:rPr>
-        <w:t xml:space="preserve"> (Your target executable should be named “Lab0.out”)  </w:t>
+        <w:t xml:space="preserve"> (Your target executable should be named “Lab</w:t>
+      </w:r>
+      <w:r>
+        <w:rPr>
+          <w:color w:val="000000"/>
+          <w:sz w:val="23"/>
+          <w:szCs w:val="23"/>
+        </w:rPr>
+        <w:t>1</w:t>
+      </w:r>
+      <w:r>
+        <w:rPr>
+          <w:color w:val="000000"/>
+          <w:sz w:val="23"/>
+          <w:szCs w:val="23"/>
+        </w:rPr>
+        <w:t xml:space="preserve">.out”)  </w:t>
       </w:r>
     </w:p>
     <w:p>
@@ -6116,7 +6194,23 @@
           <w:sz w:val="23"/>
           <w:szCs w:val="23"/>
         </w:rPr>
-        <w:t xml:space="preserve">■ Submission for: Lab0  </w:t>
+        <w:t>■ Submission for: Lab</w:t>
+      </w:r>
+      <w:r>
+        <w:rPr>
+          <w:color w:val="000000"/>
+          <w:sz w:val="23"/>
+          <w:szCs w:val="23"/>
+        </w:rPr>
+        <w:t>1</w:t>
+      </w:r>
+      <w:r>
+        <w:rPr>
+          <w:color w:val="000000"/>
+          <w:sz w:val="23"/>
+          <w:szCs w:val="23"/>
+        </w:rPr>
+        <w:t xml:space="preserve">  </w:t>
       </w:r>
     </w:p>
     <w:p>
@@ -6187,7 +6281,39 @@
           <w:sz w:val="23"/>
           <w:szCs w:val="23"/>
         </w:rPr>
-        <w:t xml:space="preserve">● alex_951505xxx_Lab0.tar or alex_951505xxx_Lab0.zip  </w:t>
+        <w:t>● alex_951505xxx_Lab</w:t>
+      </w:r>
+      <w:r>
+        <w:rPr>
+          <w:color w:val="000000"/>
+          <w:sz w:val="23"/>
+          <w:szCs w:val="23"/>
+        </w:rPr>
+        <w:t>1</w:t>
+      </w:r>
+      <w:r>
+        <w:rPr>
+          <w:color w:val="000000"/>
+          <w:sz w:val="23"/>
+          <w:szCs w:val="23"/>
+        </w:rPr>
+        <w:t>.tar or alex_951505xxx_Lab</w:t>
+      </w:r>
+      <w:r>
+        <w:rPr>
+          <w:color w:val="000000"/>
+          <w:sz w:val="23"/>
+          <w:szCs w:val="23"/>
+        </w:rPr>
+        <w:t>1</w:t>
+      </w:r>
+      <w:r>
+        <w:rPr>
+          <w:color w:val="000000"/>
+          <w:sz w:val="23"/>
+          <w:szCs w:val="23"/>
+        </w:rPr>
+        <w:t xml:space="preserve">.zip  </w:t>
       </w:r>
     </w:p>
     <w:p>
@@ -6376,7 +6502,23 @@
           <w:sz w:val="23"/>
           <w:szCs w:val="23"/>
         </w:rPr>
-        <w:t xml:space="preserve">■ $ ./Lab0.out  </w:t>
+        <w:t>■ $ ./Lab</w:t>
+      </w:r>
+      <w:r>
+        <w:rPr>
+          <w:color w:val="000000"/>
+          <w:sz w:val="23"/>
+          <w:szCs w:val="23"/>
+        </w:rPr>
+        <w:t>1</w:t>
+      </w:r>
+      <w:r>
+        <w:rPr>
+          <w:color w:val="000000"/>
+          <w:sz w:val="23"/>
+          <w:szCs w:val="23"/>
+        </w:rPr>
+        <w:t xml:space="preserve">.out  </w:t>
       </w:r>
     </w:p>
     <w:p>
@@ -6448,7 +6590,23 @@
           <w:sz w:val="23"/>
           <w:szCs w:val="23"/>
         </w:rPr>
-        <w:t xml:space="preserve"> ./Lab0.out </w:t>
+        <w:t xml:space="preserve"> ./Lab</w:t>
+      </w:r>
+      <w:r>
+        <w:rPr>
+          <w:color w:val="000000"/>
+          <w:sz w:val="23"/>
+          <w:szCs w:val="23"/>
+        </w:rPr>
+        <w:t>1</w:t>
+      </w:r>
+      <w:r>
+        <w:rPr>
+          <w:color w:val="000000"/>
+          <w:sz w:val="23"/>
+          <w:szCs w:val="23"/>
+        </w:rPr>
+        <w:t xml:space="preserve">.out </w:t>
       </w:r>
     </w:p>
     <w:sectPr>
